--- a/docs/calidad/listas-chequeo/2026-10-17_revision_equipo/CHECKLIST_ITS_2026-10-17_EQUIPO.docx
+++ b/docs/calidad/listas-chequeo/2026-10-17_revision_equipo/CHECKLIST_ITS_2026-10-17_EQUIPO.docx
@@ -387,7 +387,7 @@
                 <w:color w:val="0F172A"/>
                 <w:sz w:val="18"/>
               </w:rPr>
-              <w:t>95.8 / 100 pts  (95.8 %) — 23 de 24 puntos · Sobresaliente</w:t>
+              <w:t>100.0 / 100 pts  (100.0 %) — 24 de 24 puntos · Sobresaliente</w:t>
             </w:r>
           </w:p>
         </w:tc>
@@ -1565,7 +1565,7 @@
                 <w:color w:val="1E3A8A"/>
                 <w:sz w:val="16"/>
               </w:rPr>
-              <w:t>☐ C</w:t>
+              <w:t>☒ C</w:t>
             </w:r>
           </w:p>
           <w:p>
@@ -1579,7 +1579,7 @@
                 <w:color w:val="0F172A"/>
                 <w:sz w:val="16"/>
               </w:rPr>
-              <w:t>☒ CP</w:t>
+              <w:t>☐ CP</w:t>
             </w:r>
           </w:p>
           <w:p>
@@ -1631,13 +1631,13 @@
                 <w:color w:val="64748B"/>
                 <w:sz w:val="15"/>
               </w:rPr>
-              <w:t>Pts: 1 / 2</w:t>
+              <w:t>Pts: 2 / 2</w:t>
               <w:br/>
-              <w:t>Revisó: Pedro (como usuario)</w:t>
+              <w:t>Revisó: Pedro (como usuario) · nota inicial CP, corregido y confirmado el 17/10</w:t>
               <w:br/>
               <w:t>Lo que vio: Dominio por lección e historial, pero sin perfil Visual/Verbal ni separación de errores de concepto y de escritura.</w:t>
               <w:br/>
-              <w:t>Qué se hizo: Perfil Visual/Verbal descartado con evidencia (Pashler y otros, 2008; Kirschner, 2017). Errores de concepto: se construye con la idea de Pedro.</w:t>
+              <w:t>Qué se hizo: Tarjeta «Mi perfil de aprendizaje» (17/10) para el estudiante y su docente: temario dominado en verde, ámbar y gris; errores de concepto que se repiten, aparte de los descuidos de escritura; y cómo estudia (visual o verbal, secuencial o global), descriptivo y sin encasillar (BT-45). Pedro lo confirma como usuario.</w:t>
             </w:r>
           </w:p>
         </w:tc>
@@ -4772,7 +4772,7 @@
               <w:rPr>
                 <w:sz w:val="17"/>
               </w:rPr>
-              <w:t>7 pts</w:t>
+              <w:t>8 pts</w:t>
             </w:r>
           </w:p>
         </w:tc>
@@ -4796,7 +4796,7 @@
               <w:rPr>
                 <w:sz w:val="17"/>
               </w:rPr>
-              <w:t>87.5 %</w:t>
+              <w:t>100.0 %</w:t>
             </w:r>
           </w:p>
         </w:tc>
@@ -5071,7 +5071,7 @@
                 <w:b/>
                 <w:sz w:val="18"/>
               </w:rPr>
-              <w:t>23 pts</w:t>
+              <w:t>24 pts</w:t>
             </w:r>
           </w:p>
         </w:tc>
@@ -5096,7 +5096,7 @@
                 <w:b/>
                 <w:sz w:val="18"/>
               </w:rPr>
-              <w:t>95.8 %</w:t>
+              <w:t>100.0 %</w:t>
             </w:r>
           </w:p>
         </w:tc>
@@ -5197,7 +5197,7 @@
                 <w:color w:val="0F172A"/>
                 <w:sz w:val="17"/>
               </w:rPr>
-              <w:t xml:space="preserve"> MOD-02 sigue en CP: separar los errores de concepto de los de escritura, con la idea de Pedro (Semana 10). El perfil Visual/Verbal no se hace: los estilos de aprendizaje no tienen evidencia (Pashler y otros, 2008; Kirschner, 2017).</w:t>
+              <w:t xml:space="preserve"> Ninguna: los 12 criterios se cumplen según el equipo. MOD-02 se completó el 17/10 con el perfil de aprendizaje y lo confirma Pedro como usuario. El perfil no adapta el contenido al estilo: los estilos de aprendizaje no tienen evidencia para eso (Pashler y otros, 2008; Kirschner, 2017).</w:t>
             </w:r>
           </w:p>
         </w:tc>
